--- a/docs/system-documentation.docx
+++ b/docs/system-documentation.docx
@@ -242,7 +242,7 @@
         <w:pStyle w:val="ListBullet"/>
       </w:pPr>
       <w:r>
-        <w:t>Total sales (all payment methods)</w:t>
+        <w:t>Total sales (paid immediately — excludes credit/term sales)</w:t>
       </w:r>
     </w:p>
     <w:p>
@@ -284,6 +284,69 @@
     </w:p>
     <w:p/>
     <w:p>
+      <w:r>
+        <w:rPr>
+          <w:b/>
+        </w:rPr>
+        <w:t>Register Closure PDF Report</w:t>
+      </w:r>
+    </w:p>
+    <w:p>
+      <w:r>
+        <w:t>When closing the register, a PDF report is automatically generated and downloaded in the browser. It contains:</w:t>
+      </w:r>
+    </w:p>
+    <w:p>
+      <w:pPr>
+        <w:pStyle w:val="ListBullet"/>
+      </w:pPr>
+      <w:r>
+        <w:t>Session summary cards — Opening amount, Total sales, Cash sales, Transaction count, Expected cash, Closing amount, Discrepancy (green if over, red if short)</w:t>
+      </w:r>
+    </w:p>
+    <w:p>
+      <w:pPr>
+        <w:pStyle w:val="ListBullet"/>
+      </w:pPr>
+      <w:r>
+        <w:t>Full sales transaction table — Time, Customer name, Items count, Payment method, Payment status, and Amount for every sale in the session</w:t>
+      </w:r>
+    </w:p>
+    <w:p>
+      <w:pPr>
+        <w:pStyle w:val="ListBullet"/>
+      </w:pPr>
+      <w:r>
+        <w:t>Session notes (if entered)</w:t>
+      </w:r>
+    </w:p>
+    <w:p>
+      <w:r>
+        <w:t>Filename format: register-report-YYYY-MM-DD-session-{id}.pdf</w:t>
+      </w:r>
+    </w:p>
+    <w:p>
+      <w:r>
+        <w:t>The report can also be re-downloaded anytime via:</w:t>
+      </w:r>
+    </w:p>
+    <w:p>
+      <w:pPr>
+        <w:shd w:val="clear" w:color="auto" w:fill="F0F0F0"/>
+        <w:spacing w:before="80" w:after="80"/>
+        <w:ind w:left="432" w:right="432"/>
+      </w:pPr>
+      <w:r>
+        <w:rPr>
+          <w:rFonts w:ascii="Courier New" w:hAnsi="Courier New"/>
+          <w:color w:val="2D2D2D"/>
+          <w:sz w:val="18"/>
+        </w:rPr>
+        <w:t>GET /pos/register/{session}/sales-report</w:t>
+      </w:r>
+    </w:p>
+    <w:p/>
+    <w:p>
       <w:pPr>
         <w:pStyle w:val="Heading2"/>
       </w:pPr>
@@ -292,6 +355,7 @@
           <w:color w:val="2E6DA4"/>
           <w:sz w:val="28"/>
         </w:rPr>
+        <w:lastRenderedPageBreak/>
         <w:t>1.2 Adding Products to Cart</w:t>
       </w:r>
     </w:p>
@@ -353,7 +417,6 @@
           <w:color w:val="2E6DA4"/>
           <w:sz w:val="28"/>
         </w:rPr>
-        <w:lastRenderedPageBreak/>
         <w:t>1.3 Cart Operations</w:t>
       </w:r>
     </w:p>
@@ -878,7 +941,7 @@
         <w:pStyle w:val="ListBullet"/>
       </w:pPr>
       <w:r>
-        <w:t>Cash register totals are updated.</w:t>
+        <w:t>Cash register totals are updated only for immediately-paid sales (no payment terms). Credit/term sales are excluded until collected.</w:t>
       </w:r>
     </w:p>
     <w:p>
@@ -897,6 +960,215 @@
         <w:t>A success modal appears with receipt print options (thermal or delivery receipt format).</w:t>
       </w:r>
     </w:p>
+    <w:p/>
+    <w:p>
+      <w:r>
+        <w:rPr>
+          <w:b/>
+        </w:rPr>
+        <w:t>Payment status rules at sale creation:</w:t>
+      </w:r>
+    </w:p>
+    <w:tbl>
+      <w:tblPr>
+        <w:tblStyle w:val="TableGrid"/>
+        <w:tblW w:w="0" w:type="auto"/>
+        <w:tblLook w:val="04A0" w:firstRow="1" w:lastRow="0" w:firstColumn="1" w:lastColumn="0" w:noHBand="0" w:noVBand="1"/>
+      </w:tblPr>
+      <w:tblGrid>
+        <w:gridCol w:w="3600"/>
+        <w:gridCol w:w="1728"/>
+        <w:gridCol w:w="1728"/>
+        <w:gridCol w:w="2016"/>
+      </w:tblGrid>
+      <w:tr>
+        <w:tc>
+          <w:tcPr>
+            <w:tcW w:w="3600" w:type="dxa"/>
+            <w:shd w:val="clear" w:color="auto" w:fill="D9EAF7"/>
+          </w:tcPr>
+          <w:p>
+            <w:pPr>
+              <w:jc w:val="center"/>
+            </w:pPr>
+            <w:r>
+              <w:rPr>
+                <w:b/>
+                <w:sz w:val="20"/>
+              </w:rPr>
+              <w:t>Condition</w:t>
+            </w:r>
+          </w:p>
+        </w:tc>
+        <w:tc>
+          <w:tcPr>
+            <w:tcW w:w="1728" w:type="dxa"/>
+            <w:shd w:val="clear" w:color="auto" w:fill="D9EAF7"/>
+          </w:tcPr>
+          <w:p>
+            <w:pPr>
+              <w:jc w:val="center"/>
+            </w:pPr>
+            <w:r>
+              <w:rPr>
+                <w:b/>
+                <w:sz w:val="20"/>
+              </w:rPr>
+              <w:t>payment_status</w:t>
+            </w:r>
+          </w:p>
+        </w:tc>
+        <w:tc>
+          <w:tcPr>
+            <w:tcW w:w="1728" w:type="dxa"/>
+            <w:shd w:val="clear" w:color="auto" w:fill="D9EAF7"/>
+          </w:tcPr>
+          <w:p>
+            <w:pPr>
+              <w:jc w:val="center"/>
+            </w:pPr>
+            <w:r>
+              <w:rPr>
+                <w:b/>
+                <w:sz w:val="20"/>
+              </w:rPr>
+              <w:t>amount_paid</w:t>
+            </w:r>
+          </w:p>
+        </w:tc>
+        <w:tc>
+          <w:tcPr>
+            <w:tcW w:w="2016" w:type="dxa"/>
+            <w:shd w:val="clear" w:color="auto" w:fill="D9EAF7"/>
+          </w:tcPr>
+          <w:p>
+            <w:pPr>
+              <w:jc w:val="center"/>
+            </w:pPr>
+            <w:r>
+              <w:rPr>
+                <w:b/>
+                <w:sz w:val="20"/>
+              </w:rPr>
+              <w:t>Added to register?</w:t>
+            </w:r>
+          </w:p>
+        </w:tc>
+      </w:tr>
+      <w:tr>
+        <w:tc>
+          <w:tcPr>
+            <w:tcW w:w="3600" w:type="dxa"/>
+            <w:shd w:val="clear" w:color="auto" w:fill="F5FAFF"/>
+          </w:tcPr>
+          <w:p>
+            <w:r>
+              <w:rPr>
+                <w:sz w:val="20"/>
+              </w:rPr>
+              <w:t>No payment terms (cash, card, GCash, etc.)</w:t>
+            </w:r>
+          </w:p>
+        </w:tc>
+        <w:tc>
+          <w:tcPr>
+            <w:tcW w:w="1728" w:type="dxa"/>
+            <w:shd w:val="clear" w:color="auto" w:fill="F5FAFF"/>
+          </w:tcPr>
+          <w:p>
+            <w:r>
+              <w:rPr>
+                <w:sz w:val="20"/>
+              </w:rPr>
+              <w:t>paid</w:t>
+            </w:r>
+          </w:p>
+        </w:tc>
+        <w:tc>
+          <w:tcPr>
+            <w:tcW w:w="1728" w:type="dxa"/>
+            <w:shd w:val="clear" w:color="auto" w:fill="F5FAFF"/>
+          </w:tcPr>
+          <w:p>
+            <w:r>
+              <w:rPr>
+                <w:sz w:val="20"/>
+              </w:rPr>
+              <w:t>= total</w:t>
+            </w:r>
+          </w:p>
+        </w:tc>
+        <w:tc>
+          <w:tcPr>
+            <w:tcW w:w="2016" w:type="dxa"/>
+            <w:shd w:val="clear" w:color="auto" w:fill="F5FAFF"/>
+          </w:tcPr>
+          <w:p>
+            <w:r>
+              <w:rPr>
+                <w:sz w:val="20"/>
+              </w:rPr>
+              <w:t>Yes</w:t>
+            </w:r>
+          </w:p>
+        </w:tc>
+      </w:tr>
+      <w:tr>
+        <w:tc>
+          <w:tcPr>
+            <w:tcW w:w="3600" w:type="dxa"/>
+          </w:tcPr>
+          <w:p>
+            <w:r>
+              <w:rPr>
+                <w:sz w:val="20"/>
+              </w:rPr>
+              <w:t>Payment terms set (payment_term_days &gt; 0)</w:t>
+            </w:r>
+          </w:p>
+        </w:tc>
+        <w:tc>
+          <w:tcPr>
+            <w:tcW w:w="1728" w:type="dxa"/>
+          </w:tcPr>
+          <w:p>
+            <w:r>
+              <w:rPr>
+                <w:sz w:val="20"/>
+              </w:rPr>
+              <w:t>unpaid</w:t>
+            </w:r>
+          </w:p>
+        </w:tc>
+        <w:tc>
+          <w:tcPr>
+            <w:tcW w:w="1728" w:type="dxa"/>
+          </w:tcPr>
+          <w:p>
+            <w:r>
+              <w:rPr>
+                <w:sz w:val="20"/>
+              </w:rPr>
+              <w:t>0</w:t>
+            </w:r>
+          </w:p>
+        </w:tc>
+        <w:tc>
+          <w:tcPr>
+            <w:tcW w:w="2016" w:type="dxa"/>
+          </w:tcPr>
+          <w:p>
+            <w:r>
+              <w:rPr>
+                <w:sz w:val="20"/>
+              </w:rPr>
+              <w:t>No</w:t>
+            </w:r>
+          </w:p>
+        </w:tc>
+      </w:tr>
+    </w:tbl>
+    <w:p/>
     <w:p/>
     <w:p>
       <w:pPr>
@@ -978,6 +1250,7 @@
         <w:pStyle w:val="ListNumber"/>
       </w:pPr>
       <w:r>
+        <w:lastRenderedPageBreak/>
         <w:t>Admin approves the quotation in the admin panel (status → approved).</w:t>
       </w:r>
     </w:p>
@@ -1240,8 +1513,8 @@
       </w:tblPr>
       <w:tblGrid>
         <w:gridCol w:w="1152"/>
-        <w:gridCol w:w="3600"/>
-        <w:gridCol w:w="4320"/>
+        <w:gridCol w:w="4032"/>
+        <w:gridCol w:w="3888"/>
       </w:tblGrid>
       <w:tr>
         <w:tc>
@@ -1264,7 +1537,7 @@
         </w:tc>
         <w:tc>
           <w:tcPr>
-            <w:tcW w:w="3600" w:type="dxa"/>
+            <w:tcW w:w="4032" w:type="dxa"/>
             <w:shd w:val="clear" w:color="auto" w:fill="D9EAF7"/>
           </w:tcPr>
           <w:p>
@@ -1282,7 +1555,7 @@
         </w:tc>
         <w:tc>
           <w:tcPr>
-            <w:tcW w:w="4320" w:type="dxa"/>
+            <w:tcW w:w="3888" w:type="dxa"/>
             <w:shd w:val="clear" w:color="auto" w:fill="D9EAF7"/>
           </w:tcPr>
           <w:p>
@@ -1316,7 +1589,7 @@
         </w:tc>
         <w:tc>
           <w:tcPr>
-            <w:tcW w:w="3600" w:type="dxa"/>
+            <w:tcW w:w="4032" w:type="dxa"/>
             <w:shd w:val="clear" w:color="auto" w:fill="F5FAFF"/>
           </w:tcPr>
           <w:p>
@@ -1330,7 +1603,7 @@
         </w:tc>
         <w:tc>
           <w:tcPr>
-            <w:tcW w:w="4320" w:type="dxa"/>
+            <w:tcW w:w="3888" w:type="dxa"/>
             <w:shd w:val="clear" w:color="auto" w:fill="F5FAFF"/>
           </w:tcPr>
           <w:p>
@@ -1359,7 +1632,7 @@
         </w:tc>
         <w:tc>
           <w:tcPr>
-            <w:tcW w:w="3600" w:type="dxa"/>
+            <w:tcW w:w="4032" w:type="dxa"/>
           </w:tcPr>
           <w:p>
             <w:r>
@@ -1372,7 +1645,7 @@
         </w:tc>
         <w:tc>
           <w:tcPr>
-            <w:tcW w:w="4320" w:type="dxa"/>
+            <w:tcW w:w="3888" w:type="dxa"/>
           </w:tcPr>
           <w:p>
             <w:r>
@@ -1401,7 +1674,7 @@
         </w:tc>
         <w:tc>
           <w:tcPr>
-            <w:tcW w:w="3600" w:type="dxa"/>
+            <w:tcW w:w="4032" w:type="dxa"/>
             <w:shd w:val="clear" w:color="auto" w:fill="F5FAFF"/>
           </w:tcPr>
           <w:p>
@@ -1415,7 +1688,7 @@
         </w:tc>
         <w:tc>
           <w:tcPr>
-            <w:tcW w:w="4320" w:type="dxa"/>
+            <w:tcW w:w="3888" w:type="dxa"/>
             <w:shd w:val="clear" w:color="auto" w:fill="F5FAFF"/>
           </w:tcPr>
           <w:p>
@@ -1444,7 +1717,7 @@
         </w:tc>
         <w:tc>
           <w:tcPr>
-            <w:tcW w:w="3600" w:type="dxa"/>
+            <w:tcW w:w="4032" w:type="dxa"/>
           </w:tcPr>
           <w:p>
             <w:r>
@@ -1457,7 +1730,7 @@
         </w:tc>
         <w:tc>
           <w:tcPr>
-            <w:tcW w:w="4320" w:type="dxa"/>
+            <w:tcW w:w="3888" w:type="dxa"/>
           </w:tcPr>
           <w:p>
             <w:r>
@@ -1486,7 +1759,7 @@
         </w:tc>
         <w:tc>
           <w:tcPr>
-            <w:tcW w:w="3600" w:type="dxa"/>
+            <w:tcW w:w="4032" w:type="dxa"/>
             <w:shd w:val="clear" w:color="auto" w:fill="F5FAFF"/>
           </w:tcPr>
           <w:p>
@@ -1500,7 +1773,7 @@
         </w:tc>
         <w:tc>
           <w:tcPr>
-            <w:tcW w:w="4320" w:type="dxa"/>
+            <w:tcW w:w="3888" w:type="dxa"/>
             <w:shd w:val="clear" w:color="auto" w:fill="F5FAFF"/>
           </w:tcPr>
           <w:p>
@@ -1529,7 +1802,7 @@
         </w:tc>
         <w:tc>
           <w:tcPr>
-            <w:tcW w:w="3600" w:type="dxa"/>
+            <w:tcW w:w="4032" w:type="dxa"/>
           </w:tcPr>
           <w:p>
             <w:r>
@@ -1542,7 +1815,7 @@
         </w:tc>
         <w:tc>
           <w:tcPr>
-            <w:tcW w:w="4320" w:type="dxa"/>
+            <w:tcW w:w="3888" w:type="dxa"/>
           </w:tcPr>
           <w:p>
             <w:r>
@@ -1571,7 +1844,7 @@
         </w:tc>
         <w:tc>
           <w:tcPr>
-            <w:tcW w:w="3600" w:type="dxa"/>
+            <w:tcW w:w="4032" w:type="dxa"/>
             <w:shd w:val="clear" w:color="auto" w:fill="F5FAFF"/>
           </w:tcPr>
           <w:p>
@@ -1585,7 +1858,7 @@
         </w:tc>
         <w:tc>
           <w:tcPr>
-            <w:tcW w:w="4320" w:type="dxa"/>
+            <w:tcW w:w="3888" w:type="dxa"/>
             <w:shd w:val="clear" w:color="auto" w:fill="F5FAFF"/>
           </w:tcPr>
           <w:p>
@@ -1614,7 +1887,7 @@
         </w:tc>
         <w:tc>
           <w:tcPr>
-            <w:tcW w:w="3600" w:type="dxa"/>
+            <w:tcW w:w="4032" w:type="dxa"/>
           </w:tcPr>
           <w:p>
             <w:r>
@@ -1627,7 +1900,7 @@
         </w:tc>
         <w:tc>
           <w:tcPr>
-            <w:tcW w:w="4320" w:type="dxa"/>
+            <w:tcW w:w="3888" w:type="dxa"/>
           </w:tcPr>
           <w:p>
             <w:r>
@@ -1650,14 +1923,13 @@
               <w:rPr>
                 <w:sz w:val="20"/>
               </w:rPr>
-              <w:lastRenderedPageBreak/>
               <w:t>GET</w:t>
             </w:r>
           </w:p>
         </w:tc>
         <w:tc>
           <w:tcPr>
-            <w:tcW w:w="3600" w:type="dxa"/>
+            <w:tcW w:w="4032" w:type="dxa"/>
             <w:shd w:val="clear" w:color="auto" w:fill="F5FAFF"/>
           </w:tcPr>
           <w:p>
@@ -1671,7 +1943,7 @@
         </w:tc>
         <w:tc>
           <w:tcPr>
-            <w:tcW w:w="4320" w:type="dxa"/>
+            <w:tcW w:w="3888" w:type="dxa"/>
             <w:shd w:val="clear" w:color="auto" w:fill="F5FAFF"/>
           </w:tcPr>
           <w:p>
@@ -1700,7 +1972,7 @@
         </w:tc>
         <w:tc>
           <w:tcPr>
-            <w:tcW w:w="3600" w:type="dxa"/>
+            <w:tcW w:w="4032" w:type="dxa"/>
           </w:tcPr>
           <w:p>
             <w:r>
@@ -1713,7 +1985,7 @@
         </w:tc>
         <w:tc>
           <w:tcPr>
-            <w:tcW w:w="4320" w:type="dxa"/>
+            <w:tcW w:w="3888" w:type="dxa"/>
           </w:tcPr>
           <w:p>
             <w:r>
@@ -1742,7 +2014,7 @@
         </w:tc>
         <w:tc>
           <w:tcPr>
-            <w:tcW w:w="3600" w:type="dxa"/>
+            <w:tcW w:w="4032" w:type="dxa"/>
             <w:shd w:val="clear" w:color="auto" w:fill="F5FAFF"/>
           </w:tcPr>
           <w:p>
@@ -1756,7 +2028,7 @@
         </w:tc>
         <w:tc>
           <w:tcPr>
-            <w:tcW w:w="4320" w:type="dxa"/>
+            <w:tcW w:w="3888" w:type="dxa"/>
             <w:shd w:val="clear" w:color="auto" w:fill="F5FAFF"/>
           </w:tcPr>
           <w:p>
@@ -1765,6 +2037,47 @@
                 <w:sz w:val="20"/>
               </w:rPr>
               <w:t>Refresh CSRF token (long sessions)</w:t>
+            </w:r>
+          </w:p>
+        </w:tc>
+      </w:tr>
+      <w:tr>
+        <w:tc>
+          <w:tcPr>
+            <w:tcW w:w="1152" w:type="dxa"/>
+          </w:tcPr>
+          <w:p>
+            <w:r>
+              <w:rPr>
+                <w:sz w:val="20"/>
+              </w:rPr>
+              <w:t>GET</w:t>
+            </w:r>
+          </w:p>
+        </w:tc>
+        <w:tc>
+          <w:tcPr>
+            <w:tcW w:w="4032" w:type="dxa"/>
+          </w:tcPr>
+          <w:p>
+            <w:r>
+              <w:rPr>
+                <w:sz w:val="20"/>
+              </w:rPr>
+              <w:t>/pos/register/{session}/sales-report</w:t>
+            </w:r>
+          </w:p>
+        </w:tc>
+        <w:tc>
+          <w:tcPr>
+            <w:tcW w:w="3888" w:type="dxa"/>
+          </w:tcPr>
+          <w:p>
+            <w:r>
+              <w:rPr>
+                <w:sz w:val="20"/>
+              </w:rPr>
+              <w:t>Download register closure PDF report</w:t>
             </w:r>
           </w:p>
         </w:tc>
@@ -4001,6 +4314,255 @@
     </w:p>
     <w:p/>
     <w:p>
+      <w:r>
+        <w:rPr>
+          <w:b/>
+        </w:rPr>
+        <w:t>Admin Panel — Sales List</w:t>
+      </w:r>
+    </w:p>
+    <w:p>
+      <w:r>
+        <w:t>The Sales list table shows a colour-coded Status badge per record:</w:t>
+      </w:r>
+    </w:p>
+    <w:tbl>
+      <w:tblPr>
+        <w:tblStyle w:val="TableGrid"/>
+        <w:tblW w:w="0" w:type="auto"/>
+        <w:tblLook w:val="04A0" w:firstRow="1" w:lastRow="0" w:firstColumn="1" w:lastColumn="0" w:noHBand="0" w:noVBand="1"/>
+      </w:tblPr>
+      <w:tblGrid>
+        <w:gridCol w:w="2880"/>
+        <w:gridCol w:w="3600"/>
+      </w:tblGrid>
+      <w:tr>
+        <w:tc>
+          <w:tcPr>
+            <w:tcW w:w="2880" w:type="dxa"/>
+            <w:shd w:val="clear" w:color="auto" w:fill="D9EAF7"/>
+          </w:tcPr>
+          <w:p>
+            <w:pPr>
+              <w:jc w:val="center"/>
+            </w:pPr>
+            <w:r>
+              <w:rPr>
+                <w:b/>
+                <w:sz w:val="20"/>
+              </w:rPr>
+              <w:t>Badge colour</w:t>
+            </w:r>
+          </w:p>
+        </w:tc>
+        <w:tc>
+          <w:tcPr>
+            <w:tcW w:w="3600" w:type="dxa"/>
+            <w:shd w:val="clear" w:color="auto" w:fill="D9EAF7"/>
+          </w:tcPr>
+          <w:p>
+            <w:pPr>
+              <w:jc w:val="center"/>
+            </w:pPr>
+            <w:r>
+              <w:rPr>
+                <w:b/>
+                <w:sz w:val="20"/>
+              </w:rPr>
+              <w:t>Status</w:t>
+            </w:r>
+          </w:p>
+        </w:tc>
+      </w:tr>
+      <w:tr>
+        <w:tc>
+          <w:tcPr>
+            <w:tcW w:w="2880" w:type="dxa"/>
+            <w:shd w:val="clear" w:color="auto" w:fill="F5FAFF"/>
+          </w:tcPr>
+          <w:p>
+            <w:r>
+              <w:rPr>
+                <w:sz w:val="20"/>
+              </w:rPr>
+              <w:lastRenderedPageBreak/>
+              <w:t>Green</w:t>
+            </w:r>
+          </w:p>
+        </w:tc>
+        <w:tc>
+          <w:tcPr>
+            <w:tcW w:w="3600" w:type="dxa"/>
+            <w:shd w:val="clear" w:color="auto" w:fill="F5FAFF"/>
+          </w:tcPr>
+          <w:p>
+            <w:r>
+              <w:rPr>
+                <w:sz w:val="20"/>
+              </w:rPr>
+              <w:t>paid</w:t>
+            </w:r>
+          </w:p>
+        </w:tc>
+      </w:tr>
+      <w:tr>
+        <w:tc>
+          <w:tcPr>
+            <w:tcW w:w="2880" w:type="dxa"/>
+          </w:tcPr>
+          <w:p>
+            <w:r>
+              <w:rPr>
+                <w:sz w:val="20"/>
+              </w:rPr>
+              <w:t>Yellow</w:t>
+            </w:r>
+          </w:p>
+        </w:tc>
+        <w:tc>
+          <w:tcPr>
+            <w:tcW w:w="3600" w:type="dxa"/>
+          </w:tcPr>
+          <w:p>
+            <w:r>
+              <w:rPr>
+                <w:sz w:val="20"/>
+              </w:rPr>
+              <w:t>partial</w:t>
+            </w:r>
+          </w:p>
+        </w:tc>
+      </w:tr>
+      <w:tr>
+        <w:tc>
+          <w:tcPr>
+            <w:tcW w:w="2880" w:type="dxa"/>
+            <w:shd w:val="clear" w:color="auto" w:fill="F5FAFF"/>
+          </w:tcPr>
+          <w:p>
+            <w:r>
+              <w:rPr>
+                <w:sz w:val="20"/>
+              </w:rPr>
+              <w:t>Red</w:t>
+            </w:r>
+          </w:p>
+        </w:tc>
+        <w:tc>
+          <w:tcPr>
+            <w:tcW w:w="3600" w:type="dxa"/>
+            <w:shd w:val="clear" w:color="auto" w:fill="F5FAFF"/>
+          </w:tcPr>
+          <w:p>
+            <w:r>
+              <w:rPr>
+                <w:sz w:val="20"/>
+              </w:rPr>
+              <w:t>unpaid / other</w:t>
+            </w:r>
+          </w:p>
+        </w:tc>
+      </w:tr>
+    </w:tbl>
+    <w:p/>
+    <w:p>
+      <w:r>
+        <w:rPr>
+          <w:b/>
+        </w:rPr>
+        <w:t>Mark as Paid action</w:t>
+      </w:r>
+    </w:p>
+    <w:p>
+      <w:r>
+        <w:t>A Mark as Paid button appears on rows where payment_term_days is set and payment_status ≠ paid. On confirm it sets:</w:t>
+      </w:r>
+    </w:p>
+    <w:p>
+      <w:pPr>
+        <w:pStyle w:val="ListBullet"/>
+      </w:pPr>
+      <w:r>
+        <w:t>payment_status = paid</w:t>
+      </w:r>
+    </w:p>
+    <w:p>
+      <w:pPr>
+        <w:pStyle w:val="ListBullet"/>
+      </w:pPr>
+      <w:r>
+        <w:t>amount_paid = total</w:t>
+      </w:r>
+    </w:p>
+    <w:p>
+      <w:pPr>
+        <w:pStyle w:val="ListBullet"/>
+      </w:pPr>
+      <w:r>
+        <w:t>paid_date = today</w:t>
+      </w:r>
+    </w:p>
+    <w:p>
+      <w:pPr>
+        <w:ind w:left="288"/>
+      </w:pPr>
+      <w:r>
+        <w:rPr>
+          <w:i/>
+          <w:color w:val="446E91"/>
+          <w:sz w:val="20"/>
+        </w:rPr>
+        <w:t>ℹ  This button never appears on cash/card/GCash/PayMaya sales — those have no payment terms and are paid immediately.</w:t>
+      </w:r>
+    </w:p>
+    <w:p/>
+    <w:p>
+      <w:r>
+        <w:rPr>
+          <w:b/>
+        </w:rPr>
+        <w:t>Sales Summary CSV Download</w:t>
+      </w:r>
+    </w:p>
+    <w:p>
+      <w:r>
+        <w:t>A Download Summary button in the page header exports an aggregated CSV grouped by date.</w:t>
+      </w:r>
+    </w:p>
+    <w:p>
+      <w:pPr>
+        <w:pStyle w:val="ListBullet"/>
+      </w:pPr>
+      <w:r>
+        <w:t>Select a period (Today, This Week, This Month, etc.) or a custom date range.</w:t>
+      </w:r>
+    </w:p>
+    <w:p>
+      <w:pPr>
+        <w:pStyle w:val="ListBullet"/>
+      </w:pPr>
+      <w:r>
+        <w:t>Columns: Date | Sales Count | Total per day, with a GRAND TOTAL row at the bottom.</w:t>
+      </w:r>
+    </w:p>
+    <w:p>
+      <w:pPr>
+        <w:pStyle w:val="ListBullet"/>
+      </w:pPr>
+      <w:r>
+        <w:t>File: app/Exports/SalesSummaryExport.php</w:t>
+      </w:r>
+    </w:p>
+    <w:p>
+      <w:pPr>
+        <w:pStyle w:val="ListBullet"/>
+      </w:pPr>
+      <w:r>
+        <w:t>Filename format: sales-summary-{period}-YYYY-MM-DD-HHiiss.csv</w:t>
+      </w:r>
+    </w:p>
+    <w:p/>
+    <w:p>
       <w:pPr>
         <w:pStyle w:val="Heading2"/>
       </w:pPr>
@@ -4023,7 +4585,6 @@
         <w:rPr>
           <w:b/>
         </w:rPr>
-        <w:lastRenderedPageBreak/>
         <w:t>Purchase header fields:</w:t>
       </w:r>
     </w:p>
@@ -4552,6 +5113,7 @@
               <w:rPr>
                 <w:sz w:val="20"/>
               </w:rPr>
+              <w:lastRenderedPageBreak/>
               <w:t>quantity</w:t>
             </w:r>
           </w:p>
@@ -5257,7 +5819,6 @@
               <w:rPr>
                 <w:sz w:val="20"/>
               </w:rPr>
-              <w:lastRenderedPageBreak/>
               <w:t>total</w:t>
             </w:r>
           </w:p>
@@ -6542,10 +7103,32 @@
     </w:tbl>
     <w:p/>
     <w:p>
+      <w:pPr>
+        <w:rPr>
+          <w:b/>
+        </w:rPr>
+      </w:pPr>
+    </w:p>
+    <w:p>
+      <w:pPr>
+        <w:rPr>
+          <w:b/>
+        </w:rPr>
+      </w:pPr>
+    </w:p>
+    <w:p>
+      <w:pPr>
+        <w:rPr>
+          <w:b/>
+        </w:rPr>
+      </w:pPr>
+    </w:p>
+    <w:p>
       <w:r>
         <w:rPr>
           <w:b/>
         </w:rPr>
+        <w:lastRenderedPageBreak/>
         <w:t>Calculated accessors:</w:t>
       </w:r>
     </w:p>
@@ -6666,7 +7249,6 @@
               <w:rPr>
                 <w:sz w:val="20"/>
               </w:rPr>
-              <w:lastRenderedPageBreak/>
               <w:t>success_rate</w:t>
             </w:r>
           </w:p>
@@ -13892,31 +14474,31 @@
       </w:rPr>
     </w:lvl>
   </w:abstractNum>
-  <w:num w:numId="1" w16cid:durableId="1249576781">
+  <w:num w:numId="1" w16cid:durableId="2002998759">
     <w:abstractNumId w:val="8"/>
   </w:num>
-  <w:num w:numId="2" w16cid:durableId="261883845">
+  <w:num w:numId="2" w16cid:durableId="1951623712">
     <w:abstractNumId w:val="6"/>
   </w:num>
-  <w:num w:numId="3" w16cid:durableId="918178262">
+  <w:num w:numId="3" w16cid:durableId="179203529">
     <w:abstractNumId w:val="5"/>
   </w:num>
-  <w:num w:numId="4" w16cid:durableId="219052470">
+  <w:num w:numId="4" w16cid:durableId="1685089706">
     <w:abstractNumId w:val="4"/>
   </w:num>
-  <w:num w:numId="5" w16cid:durableId="1098134323">
+  <w:num w:numId="5" w16cid:durableId="66193447">
     <w:abstractNumId w:val="7"/>
   </w:num>
-  <w:num w:numId="6" w16cid:durableId="369302765">
+  <w:num w:numId="6" w16cid:durableId="1106847671">
     <w:abstractNumId w:val="3"/>
   </w:num>
-  <w:num w:numId="7" w16cid:durableId="1489175991">
+  <w:num w:numId="7" w16cid:durableId="1517842058">
     <w:abstractNumId w:val="2"/>
   </w:num>
-  <w:num w:numId="8" w16cid:durableId="720250715">
+  <w:num w:numId="8" w16cid:durableId="1701316908">
     <w:abstractNumId w:val="1"/>
   </w:num>
-  <w:num w:numId="9" w16cid:durableId="332075735">
+  <w:num w:numId="9" w16cid:durableId="522859626">
     <w:abstractNumId w:val="0"/>
   </w:num>
 </w:numbering>

--- a/docs/system-documentation.docx
+++ b/docs/system-documentation.docx
@@ -19,7 +19,7 @@
         <w:rPr>
           <w:color w:val="1E3A5F"/>
         </w:rPr>
-        <w:t>ri-E</w:t>
+        <w:t>ri-e</w:t>
       </w:r>
       <w:r>
         <w:rPr>
@@ -537,6 +537,64 @@
               <w:rPr>
                 <w:sz w:val="20"/>
               </w:rPr>
+              <w:t>Discount ₱</w:t>
+            </w:r>
+          </w:p>
+        </w:tc>
+        <w:tc>
+          <w:tcPr>
+            <w:tcW w:w="6480" w:type="dxa"/>
+            <w:shd w:val="clear" w:color="auto" w:fill="F5FAFF"/>
+          </w:tcPr>
+          <w:p>
+            <w:r>
+              <w:rPr>
+                <w:sz w:val="20"/>
+              </w:rPr>
+              <w:t>Optional per-item discount amount, entered directly on the cart line</w:t>
+            </w:r>
+          </w:p>
+        </w:tc>
+      </w:tr>
+      <w:tr>
+        <w:tc>
+          <w:tcPr>
+            <w:tcW w:w="2880" w:type="dxa"/>
+          </w:tcPr>
+          <w:p>
+            <w:r>
+              <w:rPr>
+                <w:sz w:val="20"/>
+              </w:rPr>
+              <w:t>"flat total" checkbox</w:t>
+            </w:r>
+          </w:p>
+        </w:tc>
+        <w:tc>
+          <w:tcPr>
+            <w:tcW w:w="6480" w:type="dxa"/>
+          </w:tcPr>
+          <w:p>
+            <w:r>
+              <w:rPr>
+                <w:sz w:val="20"/>
+              </w:rPr>
+              <w:t>Unchecked (default): discount is per piece (× quantity). Checked: discount is a flat total for the whole line</w:t>
+            </w:r>
+          </w:p>
+        </w:tc>
+      </w:tr>
+      <w:tr>
+        <w:tc>
+          <w:tcPr>
+            <w:tcW w:w="2880" w:type="dxa"/>
+            <w:shd w:val="clear" w:color="auto" w:fill="F5FAFF"/>
+          </w:tcPr>
+          <w:p>
+            <w:r>
+              <w:rPr>
+                <w:sz w:val="20"/>
+              </w:rPr>
               <w:t>Remove item</w:t>
             </w:r>
           </w:p>
@@ -586,6 +644,30 @@
       </w:tr>
     </w:tbl>
     <w:p/>
+    <w:p/>
+    <w:p>
+      <w:r>
+        <w:t xml:space="preserve">A discount can never exceed the line's own raw value (unit price × quantity) — it is clamped so a line's discounted price cannot go negative. The Cart Summary and Payment modal both show a </w:t>
+      </w:r>
+      <w:r>
+        <w:rPr>
+          <w:b/>
+        </w:rPr>
+        <w:t>Discount</w:t>
+      </w:r>
+      <w:r>
+        <w:t xml:space="preserve"> line, in red, whenever any item has a discount applied — distinct from the flat, sale-wide </w:t>
+      </w:r>
+      <w:r>
+        <w:rPr>
+          <w:b/>
+        </w:rPr>
+        <w:t>Delivery Fee</w:t>
+      </w:r>
+      <w:r>
+        <w:t>.</w:t>
+      </w:r>
+    </w:p>
     <w:p>
       <w:pPr>
         <w:pStyle w:val="Heading2"/>
@@ -647,6 +729,70 @@
       </w:r>
       <w:r>
         <w:t xml:space="preserve"> to open the payment modal.</w:t>
+      </w:r>
+    </w:p>
+    <w:p/>
+    <w:p>
+      <w:r>
+        <w:rPr>
+          <w:b/>
+        </w:rPr>
+        <w:lastRenderedPageBreak/>
+        <w:t>Delivery Fee:</w:t>
+      </w:r>
+      <w:r>
+        <w:t xml:space="preserve"> An optional flat ₱ amount added to the whole sale (e.g. for delivery orders), entered directly in the payment modal. It is separate from item-level discounts and is always added after them.</w:t>
+      </w:r>
+    </w:p>
+    <w:p/>
+    <w:p>
+      <w:r>
+        <w:rPr>
+          <w:b/>
+        </w:rPr>
+        <w:t>Payment modal breakdown:</w:t>
+      </w:r>
+    </w:p>
+    <w:p>
+      <w:pPr>
+        <w:shd w:val="clear" w:color="auto" w:fill="F0F0F0"/>
+        <w:spacing w:before="80" w:after="80"/>
+        <w:ind w:left="432" w:right="432"/>
+      </w:pPr>
+      <w:r>
+        <w:rPr>
+          <w:rFonts w:ascii="Courier New" w:hAnsi="Courier New"/>
+          <w:color w:val="2D2D2D"/>
+          <w:sz w:val="18"/>
+        </w:rPr>
+        <w:t>Items Total        (raw subtotal — unit price x quantity, before discounts)</w:t>
+      </w:r>
+      <w:r>
+        <w:rPr>
+          <w:rFonts w:ascii="Courier New" w:hAnsi="Courier New"/>
+          <w:color w:val="2D2D2D"/>
+          <w:sz w:val="18"/>
+        </w:rPr>
+        <w:br/>
+        <w:t>- Discount         (sum of all per-item discounts, only shown if &gt; 0)</w:t>
+      </w:r>
+      <w:r>
+        <w:rPr>
+          <w:rFonts w:ascii="Courier New" w:hAnsi="Courier New"/>
+          <w:color w:val="2D2D2D"/>
+          <w:sz w:val="18"/>
+        </w:rPr>
+        <w:br/>
+        <w:t>+ Delivery Fee      (only shown if &gt; 0)</w:t>
+      </w:r>
+      <w:r>
+        <w:rPr>
+          <w:rFonts w:ascii="Courier New" w:hAnsi="Courier New"/>
+          <w:color w:val="2D2D2D"/>
+          <w:sz w:val="18"/>
+        </w:rPr>
+        <w:br/>
+        <w:t>= Grand Total       (what the customer actually pays)</w:t>
       </w:r>
     </w:p>
     <w:p/>
@@ -1123,7 +1269,14 @@
               <w:rPr>
                 <w:sz w:val="20"/>
               </w:rPr>
-              <w:t>Payment terms set (payment_term_days &gt; 0)</w:t>
+              <w:t xml:space="preserve">Payment terms set (payment_term_days </w:t>
+            </w:r>
+            <w:r>
+              <w:rPr>
+                <w:sz w:val="20"/>
+              </w:rPr>
+              <w:lastRenderedPageBreak/>
+              <w:t>&gt; 0)</w:t>
             </w:r>
           </w:p>
         </w:tc>
@@ -1136,6 +1289,7 @@
               <w:rPr>
                 <w:sz w:val="20"/>
               </w:rPr>
+              <w:lastRenderedPageBreak/>
               <w:t>unpaid</w:t>
             </w:r>
           </w:p>
@@ -1250,7 +1404,6 @@
         <w:pStyle w:val="ListNumber"/>
       </w:pPr>
       <w:r>
-        <w:lastRenderedPageBreak/>
         <w:t>Admin approves the quotation in the admin panel (status → approved).</w:t>
       </w:r>
     </w:p>
@@ -1796,6 +1949,7 @@
               <w:rPr>
                 <w:sz w:val="20"/>
               </w:rPr>
+              <w:lastRenderedPageBreak/>
               <w:t>POST</w:t>
             </w:r>
           </w:p>
@@ -3891,7 +4045,7 @@
               <w:rPr>
                 <w:sz w:val="20"/>
               </w:rPr>
-              <w:t>Sum of all sale items</w:t>
+              <w:t>Sum of all sale items, net of discounts, plus delivery_fee</w:t>
             </w:r>
           </w:p>
         </w:tc>
@@ -3907,6 +4061,49 @@
               <w:rPr>
                 <w:sz w:val="20"/>
               </w:rPr>
+              <w:t>delivery_fee</w:t>
+            </w:r>
+          </w:p>
+        </w:tc>
+        <w:tc>
+          <w:tcPr>
+            <w:tcW w:w="2160" w:type="dxa"/>
+            <w:shd w:val="clear" w:color="auto" w:fill="F5FAFF"/>
+          </w:tcPr>
+          <w:p>
+            <w:r>
+              <w:rPr>
+                <w:sz w:val="20"/>
+              </w:rPr>
+              <w:t>decimal(10,2)</w:t>
+            </w:r>
+          </w:p>
+        </w:tc>
+        <w:tc>
+          <w:tcPr>
+            <w:tcW w:w="4032" w:type="dxa"/>
+            <w:shd w:val="clear" w:color="auto" w:fill="F5FAFF"/>
+          </w:tcPr>
+          <w:p>
+            <w:r>
+              <w:rPr>
+                <w:sz w:val="20"/>
+              </w:rPr>
+              <w:t>Optional flat fee added on top of the discounted items total; default 0</w:t>
+            </w:r>
+          </w:p>
+        </w:tc>
+      </w:tr>
+      <w:tr>
+        <w:tc>
+          <w:tcPr>
+            <w:tcW w:w="2880" w:type="dxa"/>
+          </w:tcPr>
+          <w:p>
+            <w:r>
+              <w:rPr>
+                <w:sz w:val="20"/>
+              </w:rPr>
               <w:t>payment_method</w:t>
             </w:r>
           </w:p>
@@ -3914,7 +4111,6 @@
         <w:tc>
           <w:tcPr>
             <w:tcW w:w="2160" w:type="dxa"/>
-            <w:shd w:val="clear" w:color="auto" w:fill="F5FAFF"/>
           </w:tcPr>
           <w:p>
             <w:r>
@@ -3928,7 +4124,6 @@
         <w:tc>
           <w:tcPr>
             <w:tcW w:w="4032" w:type="dxa"/>
-            <w:shd w:val="clear" w:color="auto" w:fill="F5FAFF"/>
           </w:tcPr>
           <w:p>
             <w:r>
@@ -3944,6 +4139,7 @@
         <w:tc>
           <w:tcPr>
             <w:tcW w:w="2880" w:type="dxa"/>
+            <w:shd w:val="clear" w:color="auto" w:fill="F5FAFF"/>
           </w:tcPr>
           <w:p>
             <w:r>
@@ -3957,6 +4153,7 @@
         <w:tc>
           <w:tcPr>
             <w:tcW w:w="2160" w:type="dxa"/>
+            <w:shd w:val="clear" w:color="auto" w:fill="F5FAFF"/>
           </w:tcPr>
           <w:p>
             <w:r>
@@ -3970,6 +4167,7 @@
         <w:tc>
           <w:tcPr>
             <w:tcW w:w="4032" w:type="dxa"/>
+            <w:shd w:val="clear" w:color="auto" w:fill="F5FAFF"/>
           </w:tcPr>
           <w:p>
             <w:r>
@@ -3985,7 +4183,6 @@
         <w:tc>
           <w:tcPr>
             <w:tcW w:w="2880" w:type="dxa"/>
-            <w:shd w:val="clear" w:color="auto" w:fill="F5FAFF"/>
           </w:tcPr>
           <w:p>
             <w:r>
@@ -3999,7 +4196,6 @@
         <w:tc>
           <w:tcPr>
             <w:tcW w:w="2160" w:type="dxa"/>
-            <w:shd w:val="clear" w:color="auto" w:fill="F5FAFF"/>
           </w:tcPr>
           <w:p>
             <w:r>
@@ -4013,7 +4209,6 @@
         <w:tc>
           <w:tcPr>
             <w:tcW w:w="4032" w:type="dxa"/>
-            <w:shd w:val="clear" w:color="auto" w:fill="F5FAFF"/>
           </w:tcPr>
           <w:p>
             <w:r>
@@ -4029,6 +4224,7 @@
         <w:tc>
           <w:tcPr>
             <w:tcW w:w="2880" w:type="dxa"/>
+            <w:shd w:val="clear" w:color="auto" w:fill="F5FAFF"/>
           </w:tcPr>
           <w:p>
             <w:r>
@@ -4042,6 +4238,7 @@
         <w:tc>
           <w:tcPr>
             <w:tcW w:w="2160" w:type="dxa"/>
+            <w:shd w:val="clear" w:color="auto" w:fill="F5FAFF"/>
           </w:tcPr>
           <w:p>
             <w:r>
@@ -4055,6 +4252,7 @@
         <w:tc>
           <w:tcPr>
             <w:tcW w:w="4032" w:type="dxa"/>
+            <w:shd w:val="clear" w:color="auto" w:fill="F5FAFF"/>
           </w:tcPr>
           <w:p>
             <w:r>
@@ -4070,7 +4268,6 @@
         <w:tc>
           <w:tcPr>
             <w:tcW w:w="2880" w:type="dxa"/>
-            <w:shd w:val="clear" w:color="auto" w:fill="F5FAFF"/>
           </w:tcPr>
           <w:p>
             <w:r>
@@ -4084,7 +4281,6 @@
         <w:tc>
           <w:tcPr>
             <w:tcW w:w="2160" w:type="dxa"/>
-            <w:shd w:val="clear" w:color="auto" w:fill="F5FAFF"/>
           </w:tcPr>
           <w:p>
             <w:r>
@@ -4098,7 +4294,6 @@
         <w:tc>
           <w:tcPr>
             <w:tcW w:w="4032" w:type="dxa"/>
-            <w:shd w:val="clear" w:color="auto" w:fill="F5FAFF"/>
           </w:tcPr>
           <w:p>
             <w:r>
@@ -4114,6 +4309,7 @@
         <w:tc>
           <w:tcPr>
             <w:tcW w:w="2880" w:type="dxa"/>
+            <w:shd w:val="clear" w:color="auto" w:fill="F5FAFF"/>
           </w:tcPr>
           <w:p>
             <w:r>
@@ -4127,6 +4323,7 @@
         <w:tc>
           <w:tcPr>
             <w:tcW w:w="2160" w:type="dxa"/>
+            <w:shd w:val="clear" w:color="auto" w:fill="F5FAFF"/>
           </w:tcPr>
           <w:p>
             <w:r>
@@ -4140,6 +4337,7 @@
         <w:tc>
           <w:tcPr>
             <w:tcW w:w="4032" w:type="dxa"/>
+            <w:shd w:val="clear" w:color="auto" w:fill="F5FAFF"/>
           </w:tcPr>
           <w:p>
             <w:r>
@@ -4310,6 +4508,268 @@
           <w:sz w:val="20"/>
         </w:rPr>
         <w:t>ℹ  Inventory is decremented automatically when a SaleItem is saved (model hook). Manual items are excluded.</w:t>
+      </w:r>
+    </w:p>
+    <w:p/>
+    <w:p>
+      <w:r>
+        <w:rPr>
+          <w:b/>
+        </w:rPr>
+        <w:t>Sale Items — per-line discount fields</w:t>
+      </w:r>
+    </w:p>
+    <w:tbl>
+      <w:tblPr>
+        <w:tblStyle w:val="TableGrid"/>
+        <w:tblW w:w="0" w:type="auto"/>
+        <w:tblLook w:val="04A0" w:firstRow="1" w:lastRow="0" w:firstColumn="1" w:lastColumn="0" w:noHBand="0" w:noVBand="1"/>
+      </w:tblPr>
+      <w:tblGrid>
+        <w:gridCol w:w="2880"/>
+        <w:gridCol w:w="2160"/>
+        <w:gridCol w:w="4032"/>
+      </w:tblGrid>
+      <w:tr>
+        <w:tc>
+          <w:tcPr>
+            <w:tcW w:w="2880" w:type="dxa"/>
+            <w:shd w:val="clear" w:color="auto" w:fill="D9EAF7"/>
+          </w:tcPr>
+          <w:p>
+            <w:pPr>
+              <w:jc w:val="center"/>
+            </w:pPr>
+            <w:r>
+              <w:rPr>
+                <w:b/>
+                <w:sz w:val="20"/>
+              </w:rPr>
+              <w:lastRenderedPageBreak/>
+              <w:t>Field</w:t>
+            </w:r>
+          </w:p>
+        </w:tc>
+        <w:tc>
+          <w:tcPr>
+            <w:tcW w:w="2160" w:type="dxa"/>
+            <w:shd w:val="clear" w:color="auto" w:fill="D9EAF7"/>
+          </w:tcPr>
+          <w:p>
+            <w:pPr>
+              <w:jc w:val="center"/>
+            </w:pPr>
+            <w:r>
+              <w:rPr>
+                <w:b/>
+                <w:sz w:val="20"/>
+              </w:rPr>
+              <w:t>Type</w:t>
+            </w:r>
+          </w:p>
+        </w:tc>
+        <w:tc>
+          <w:tcPr>
+            <w:tcW w:w="4032" w:type="dxa"/>
+            <w:shd w:val="clear" w:color="auto" w:fill="D9EAF7"/>
+          </w:tcPr>
+          <w:p>
+            <w:pPr>
+              <w:jc w:val="center"/>
+            </w:pPr>
+            <w:r>
+              <w:rPr>
+                <w:b/>
+                <w:sz w:val="20"/>
+              </w:rPr>
+              <w:t>Notes</w:t>
+            </w:r>
+          </w:p>
+        </w:tc>
+      </w:tr>
+      <w:tr>
+        <w:tc>
+          <w:tcPr>
+            <w:tcW w:w="2880" w:type="dxa"/>
+            <w:shd w:val="clear" w:color="auto" w:fill="F5FAFF"/>
+          </w:tcPr>
+          <w:p>
+            <w:r>
+              <w:rPr>
+                <w:sz w:val="20"/>
+              </w:rPr>
+              <w:t>unit_price</w:t>
+            </w:r>
+          </w:p>
+        </w:tc>
+        <w:tc>
+          <w:tcPr>
+            <w:tcW w:w="2160" w:type="dxa"/>
+            <w:shd w:val="clear" w:color="auto" w:fill="F5FAFF"/>
+          </w:tcPr>
+          <w:p>
+            <w:r>
+              <w:rPr>
+                <w:sz w:val="20"/>
+              </w:rPr>
+              <w:t>decimal(10,2)</w:t>
+            </w:r>
+          </w:p>
+        </w:tc>
+        <w:tc>
+          <w:tcPr>
+            <w:tcW w:w="4032" w:type="dxa"/>
+            <w:shd w:val="clear" w:color="auto" w:fill="F5FAFF"/>
+          </w:tcPr>
+          <w:p>
+            <w:r>
+              <w:rPr>
+                <w:sz w:val="20"/>
+              </w:rPr>
+              <w:t>Product's unit price at time of sale</w:t>
+            </w:r>
+          </w:p>
+        </w:tc>
+      </w:tr>
+      <w:tr>
+        <w:tc>
+          <w:tcPr>
+            <w:tcW w:w="2880" w:type="dxa"/>
+          </w:tcPr>
+          <w:p>
+            <w:r>
+              <w:rPr>
+                <w:sz w:val="20"/>
+              </w:rPr>
+              <w:t>discount_amount</w:t>
+            </w:r>
+          </w:p>
+        </w:tc>
+        <w:tc>
+          <w:tcPr>
+            <w:tcW w:w="2160" w:type="dxa"/>
+          </w:tcPr>
+          <w:p>
+            <w:r>
+              <w:rPr>
+                <w:sz w:val="20"/>
+              </w:rPr>
+              <w:t>decimal(10,2)</w:t>
+            </w:r>
+          </w:p>
+        </w:tc>
+        <w:tc>
+          <w:tcPr>
+            <w:tcW w:w="4032" w:type="dxa"/>
+          </w:tcPr>
+          <w:p>
+            <w:r>
+              <w:rPr>
+                <w:sz w:val="20"/>
+              </w:rPr>
+              <w:t>₱ amount entered by the cashier on this line; default 0</w:t>
+            </w:r>
+          </w:p>
+        </w:tc>
+      </w:tr>
+      <w:tr>
+        <w:tc>
+          <w:tcPr>
+            <w:tcW w:w="2880" w:type="dxa"/>
+            <w:shd w:val="clear" w:color="auto" w:fill="F5FAFF"/>
+          </w:tcPr>
+          <w:p>
+            <w:r>
+              <w:rPr>
+                <w:sz w:val="20"/>
+              </w:rPr>
+              <w:t>discount_is_flat</w:t>
+            </w:r>
+          </w:p>
+        </w:tc>
+        <w:tc>
+          <w:tcPr>
+            <w:tcW w:w="2160" w:type="dxa"/>
+            <w:shd w:val="clear" w:color="auto" w:fill="F5FAFF"/>
+          </w:tcPr>
+          <w:p>
+            <w:r>
+              <w:rPr>
+                <w:sz w:val="20"/>
+              </w:rPr>
+              <w:t>boolean</w:t>
+            </w:r>
+          </w:p>
+        </w:tc>
+        <w:tc>
+          <w:tcPr>
+            <w:tcW w:w="4032" w:type="dxa"/>
+            <w:shd w:val="clear" w:color="auto" w:fill="F5FAFF"/>
+          </w:tcPr>
+          <w:p>
+            <w:r>
+              <w:rPr>
+                <w:sz w:val="20"/>
+              </w:rPr>
+              <w:t>false (default): discount_amount is per piece (× quantity). true: discount_amount is a flat total for the whole line</w:t>
+            </w:r>
+          </w:p>
+        </w:tc>
+      </w:tr>
+      <w:tr>
+        <w:tc>
+          <w:tcPr>
+            <w:tcW w:w="2880" w:type="dxa"/>
+          </w:tcPr>
+          <w:p>
+            <w:r>
+              <w:rPr>
+                <w:sz w:val="20"/>
+              </w:rPr>
+              <w:t>price</w:t>
+            </w:r>
+          </w:p>
+        </w:tc>
+        <w:tc>
+          <w:tcPr>
+            <w:tcW w:w="2160" w:type="dxa"/>
+          </w:tcPr>
+          <w:p>
+            <w:r>
+              <w:rPr>
+                <w:sz w:val="20"/>
+              </w:rPr>
+              <w:t>decimal(10,2)</w:t>
+            </w:r>
+          </w:p>
+        </w:tc>
+        <w:tc>
+          <w:tcPr>
+            <w:tcW w:w="4032" w:type="dxa"/>
+          </w:tcPr>
+          <w:p>
+            <w:r>
+              <w:rPr>
+                <w:sz w:val="20"/>
+              </w:rPr>
+              <w:t>Final, post-discount line total: unit_price × quantity − effective discount, clamped at 0</w:t>
+            </w:r>
+          </w:p>
+        </w:tc>
+      </w:tr>
+    </w:tbl>
+    <w:p/>
+    <w:p>
+      <w:pPr>
+        <w:ind w:left="288"/>
+      </w:pPr>
+      <w:r>
+        <w:rPr>
+          <w:i/>
+          <w:color w:val="446E91"/>
+          <w:sz w:val="20"/>
+        </w:rPr>
+        <w:t>ℹ  The sale's total is the sum of every line's post-discount price, plus delivery_fee.</w:t>
       </w:r>
     </w:p>
     <w:p/>
@@ -4385,7 +4845,6 @@
               <w:rPr>
                 <w:sz w:val="20"/>
               </w:rPr>
-              <w:lastRenderedPageBreak/>
               <w:t>Green</w:t>
             </w:r>
           </w:p>
@@ -4779,7 +5238,7 @@
               <w:rPr>
                 <w:sz w:val="20"/>
               </w:rPr>
-              <w:t>Auto-calculated from received items only</w:t>
+              <w:t>Auto-calculated as price x quantity ordered, summed across all lines (what is owed to the supplier)</w:t>
             </w:r>
           </w:p>
         </w:tc>
@@ -5113,7 +5572,6 @@
               <w:rPr>
                 <w:sz w:val="20"/>
               </w:rPr>
-              <w:lastRenderedPageBreak/>
               <w:t>quantity</w:t>
             </w:r>
           </w:p>
@@ -5263,7 +5721,7 @@
         <w:pStyle w:val="ListBullet"/>
       </w:pPr>
       <w:r>
-        <w:t>Only quantity_received drives inventory and the purchase total.</w:t>
+        <w:t>quantity_received drives inventory and the receipt status below; the purchase total (amount owed) is always based on the full ordered quantity, regardless of how much has arrived.</w:t>
       </w:r>
     </w:p>
     <w:p/>
@@ -5649,6 +6107,7 @@
               <w:rPr>
                 <w:sz w:val="20"/>
               </w:rPr>
+              <w:lastRenderedPageBreak/>
               <w:t>quotation_number</w:t>
             </w:r>
           </w:p>
@@ -5991,6 +6450,12 @@
           <w:sz w:val="20"/>
         </w:rPr>
         <w:t>ℹ  No inventory is affected when a quotation is created or approved. Inventory only changes when the quotation is converted to a sale.</w:t>
+      </w:r>
+    </w:p>
+    <w:p/>
+    <w:p>
+      <w:r>
+        <w:t>Quotation Items carry the same per-line discount fields as Sale Items — discount_amount and discount_is_flat (see Section 2.5). When an approved quotation is converted to a sale, each item's discount carries over into the resulting SaleItem unchanged.</w:t>
       </w:r>
     </w:p>
     <w:p/>
@@ -7103,32 +7568,10 @@
     </w:tbl>
     <w:p/>
     <w:p>
-      <w:pPr>
-        <w:rPr>
-          <w:b/>
-        </w:rPr>
-      </w:pPr>
-    </w:p>
-    <w:p>
-      <w:pPr>
-        <w:rPr>
-          <w:b/>
-        </w:rPr>
-      </w:pPr>
-    </w:p>
-    <w:p>
-      <w:pPr>
-        <w:rPr>
-          <w:b/>
-        </w:rPr>
-      </w:pPr>
-    </w:p>
-    <w:p>
       <w:r>
         <w:rPr>
           <w:b/>
         </w:rPr>
-        <w:lastRenderedPageBreak/>
         <w:t>Calculated accessors:</w:t>
       </w:r>
     </w:p>
@@ -7249,6 +7692,7 @@
               <w:rPr>
                 <w:sz w:val="20"/>
               </w:rPr>
+              <w:lastRenderedPageBreak/>
               <w:t>success_rate</w:t>
             </w:r>
           </w:p>
@@ -14474,31 +14918,31 @@
       </w:rPr>
     </w:lvl>
   </w:abstractNum>
-  <w:num w:numId="1" w16cid:durableId="2002998759">
+  <w:num w:numId="1" w16cid:durableId="519011495">
     <w:abstractNumId w:val="8"/>
   </w:num>
-  <w:num w:numId="2" w16cid:durableId="1951623712">
+  <w:num w:numId="2" w16cid:durableId="1639456903">
     <w:abstractNumId w:val="6"/>
   </w:num>
-  <w:num w:numId="3" w16cid:durableId="179203529">
+  <w:num w:numId="3" w16cid:durableId="1377075048">
     <w:abstractNumId w:val="5"/>
   </w:num>
-  <w:num w:numId="4" w16cid:durableId="1685089706">
+  <w:num w:numId="4" w16cid:durableId="1551720369">
     <w:abstractNumId w:val="4"/>
   </w:num>
-  <w:num w:numId="5" w16cid:durableId="66193447">
+  <w:num w:numId="5" w16cid:durableId="602304582">
     <w:abstractNumId w:val="7"/>
   </w:num>
-  <w:num w:numId="6" w16cid:durableId="1106847671">
+  <w:num w:numId="6" w16cid:durableId="1741824913">
     <w:abstractNumId w:val="3"/>
   </w:num>
-  <w:num w:numId="7" w16cid:durableId="1517842058">
+  <w:num w:numId="7" w16cid:durableId="1409423832">
     <w:abstractNumId w:val="2"/>
   </w:num>
-  <w:num w:numId="8" w16cid:durableId="1701316908">
+  <w:num w:numId="8" w16cid:durableId="296878934">
     <w:abstractNumId w:val="1"/>
   </w:num>
-  <w:num w:numId="9" w16cid:durableId="522859626">
+  <w:num w:numId="9" w16cid:durableId="1517303309">
     <w:abstractNumId w:val="0"/>
   </w:num>
 </w:numbering>
